--- a/Manuals/06_German/03_WFO_Optimization_Guide.docx
+++ b/Manuals/06_German/03_WFO_Optimization_Guide.docx
@@ -567,6 +567,95 @@
     </w:tbl>
     <w:p>
       <w:pPr>
+        <w:ind w:left="360"/>
+      </w:pPr>
+      <w:r>
+        <w:rPr>
+          <w:i/>
+        </w:rPr>
+        <w:t>Dieser Abschnitt ist derzeit nur auf Englisch verfügbar.</w:t>
+      </w:r>
+    </w:p>
+    <w:p>
+      <w:pPr>
+        <w:pStyle w:val="Heading2"/>
+      </w:pPr>
+      <w:r>
+        <w:rPr>
+          <w:color w:val="1E3A5F"/>
+        </w:rPr>
+        <w:t>Modeling mode: use real ticks</w:t>
+      </w:r>
+    </w:p>
+    <w:p>
+      <w:r>
+        <w:t>In the Strategy Tester's Settings tab, Modeling field:</w:t>
+      </w:r>
+    </w:p>
+    <w:p>
+      <w:r>
+        <w:t>` Every tick based on real ticks   &lt;- use this OHLC 1 minute                    &lt;- only 01_SLTP and 02_SLTP_ORGANIC `</w:t>
+      </w:r>
+    </w:p>
+    <w:p>
+      <w:r>
+        <w:t>This is not a preference. Measuring the same set in both modes across three years, the OHLC mode understated losses by 3.3x on trailing systems and 23x on grid — always in the optimistic direction. Only fixed SL/TP stayed within 3%.</w:t>
+      </w:r>
+    </w:p>
+    <w:p>
+      <w:r>
+        <w:t>The cause is structural: trailing and grid depend on when price touched each level inside the bar. OHLC mode interpolates that from four prices per minute and smooths away exactly the adverse excursions that would have closed the position. Optimizing a trailing system on interpolated bars selects parameters that survived a price path which never happened.</w:t>
+      </w:r>
+    </w:p>
+    <w:p>
+      <w:r>
+        <w:t>Real ticks cost roughly 20x more time per pass. It is worth it: that is the difference between a result and a number.</w:t>
+      </w:r>
+    </w:p>
+    <w:p>
+      <w:pPr>
+        <w:pStyle w:val="Heading3"/>
+      </w:pPr>
+      <w:r>
+        <w:rPr>
+          <w:color w:val="1E3A5F"/>
+        </w:rPr>
+        <w:t>If you must save time, save it in the right place</w:t>
+      </w:r>
+    </w:p>
+    <w:p>
+      <w:r>
+        <w:t>Signals are evaluated at BAR CLOSE, so choosing indicator, method or timeframe gives the same entry instant in both modes. Stop, target and trailing, on the other hand, depend on the intrabar path.</w:t>
+      </w:r>
+    </w:p>
+    <w:p>
+      <w:r>
+        <w:t>So use each model where it is reliable: OHLC to narrow the switches (indicator, method, timeframe, periods) and real ticks for the exit geometry. With the signal locked the search space collapses by orders of magnitude, and real ticks stop being prohibitive.</w:t>
+      </w:r>
+    </w:p>
+    <w:p>
+      <w:pPr>
+        <w:pStyle w:val="Heading2"/>
+      </w:pPr>
+      <w:r>
+        <w:rPr>
+          <w:color w:val="1E3A5F"/>
+        </w:rPr>
+        <w:t>Fixed-R to research, percentage to trade</w:t>
+      </w:r>
+    </w:p>
+    <w:p>
+      <w:r>
+        <w:t>Optimize in Fixed-R: with the base capital frozen, passes stay comparable to each other and across symbols. +40R on gold and +40R on EURUSD mean the same thing, while "+3,200 USD" means nothing without knowing the lot and the balance.</w:t>
+      </w:r>
+    </w:p>
+    <w:p>
+      <w:r>
+        <w:t>Live, Percentage usually makes more sense: it tracks the account, compounds as it grows and cuts exposure as it shrinks — protection Fixed-R cannot give, because it deliberately ignores the running balance. Both modes report in R, so the record stays readable after the switch.</w:t>
+      </w:r>
+    </w:p>
+    <w:p>
+      <w:pPr>
         <w:pStyle w:val="Heading2"/>
       </w:pPr>
       <w:r>

--- a/Manuals/06_German/03_WFO_Optimization_Guide.docx
+++ b/Manuals/06_German/03_WFO_Optimization_Guide.docx
@@ -110,7 +110,7 @@
         <w:pStyle w:val="ListBullet"/>
       </w:pPr>
       <w:r>
-        <w:t>Mit Baseline 01–05 beginnen und BUY/SELL trennen.</w:t>
+        <w:t>Navigieren Sie nach Klasse und Asset: Jedes Asset umfasst die 11 Systemtypen (01_SLTP bis 11_SIGNAL_ONLY), einen Set pro Seite (BUY/SELL; BOTH beim vereinigten Grid) und zwei Einstiegsvarianten — MULTI lässt die Indikatoren 0–10 auf einer Achse antreten, ICHIMOKU hat eine eigene Datei.</w:t>
       </w:r>
     </w:p>
     <w:p>
@@ -118,7 +118,7 @@
         <w:pStyle w:val="ListBullet"/>
       </w:pPr>
       <w:r>
-        <w:t>06 dient Ein-Achsen-Forschung.</w:t>
+        <w:t>Phase 1 ist Regionssuche: Starten Sie die genetische Optimierung mit dem Set wie geliefert — komplette Einstiegsgruppe (Indikator, Methode, Timeframe, applied price, Perioden), die Ausstiege des Systems und die Filterschalter, alles auf einmal.</w:t>
       </w:r>
     </w:p>
     <w:p>
@@ -126,7 +126,7 @@
         <w:pStyle w:val="ListBullet"/>
       </w:pPr>
       <w:r>
-        <w:t>07 Einstieg, 08 Filter, 09 Risiko, 10 Ausstieg.</w:t>
+        <w:t>Ab den folgenden Runden sperren Sie (Y→N) die »Schrift«-Inputs — Enums und Booleans — aus der Vorphase und lassen nur die numerischen offen; die Feinabstimmung eines Filters kommt nur hinein, wenn sein Schalter eingeschaltet überlebt hat.</w:t>
       </w:r>
     </w:p>
     <w:p>
@@ -134,7 +134,7 @@
         <w:pStyle w:val="ListBullet"/>
       </w:pPr>
       <w:r>
-        <w:t>IS, OOS und Forward Demo chronologisch durchführen.</w:t>
+        <w:t>Der ATR-Einstiegsfilter (EntradaATR) existiert nur in den Grid-Systemen; überall sonst bleibt er konstruktionsbedingt aus.</w:t>
       </w:r>
     </w:p>
     <w:p>
@@ -142,7 +142,7 @@
         <w:pStyle w:val="ListBullet"/>
       </w:pPr>
       <w:r>
-        <w:t>Status, RelativePath und SHA256 prüfen.</w:t>
+        <w:t>Validieren Sie den Gewinner mit echten Ticks: Es entscheiden die Divergenz gegen OHLC und die Out-of-Sample-Retention, nie der In-Sample-Gewinn.</w:t>
       </w:r>
     </w:p>
     <w:p>
@@ -150,7 +150,7 @@
         <w:pStyle w:val="ListBullet"/>
       </w:pPr>
       <w:r>
-        <w:t>Nur explizites USE gilt für die definierte Umgebung.</w:t>
+        <w:t>Nach dem Echt-Tick-Lauf stellen Sie die Positionsgröße auf Percentage um und testen erneut: Nur bei Bestehen befördern — und genau in diesem Modus soll der Set handeln.</w:t>
       </w:r>
     </w:p>
     <w:p>
@@ -655,6 +655,11 @@
       </w:r>
     </w:p>
     <w:p>
+      <w:r>
+        <w:t>Deshalb speichert der Ablauf einen genehmigten Set erst, nachdem der finale Lauf im Percentage-Modus wiederholt wurde: Hält das Ergebnis dem Zinseszins nicht stand, war es nicht reif — und der validierte Set wird in genau diesem Modus ausgeliefert.</w:t>
+      </w:r>
+    </w:p>
+    <w:p>
       <w:pPr>
         <w:pStyle w:val="Heading2"/>
       </w:pPr>
